--- a/Workshops/Workshop 3 - LM with continuous predictor/W3.docx
+++ b/Workshops/Workshop 3 - LM with continuous predictor/W3.docx
@@ -95,7 +95,7 @@
         <w:t xml:space="preserve"> </w:t>
       </w:r>
       <w:r>
-        <w:t xml:space="preserve">2024-08-18</w:t>
+        <w:t xml:space="preserve">2024-09-02</w:t>
       </w:r>
     </w:p>
     <w:sdt>
@@ -3342,7 +3342,7 @@
           <m:e>
             <m:phant>
               <m:phantPr>
-                <m:show m:val="0"/>
+                <m:show m:val="off"/>
               </m:phantPr>
               <m:e>
                 <m:sSub>
@@ -3374,7 +3374,7 @@
           <m:e>
             <m:phant>
               <m:phantPr>
-                <m:show m:val="0"/>
+                <m:show m:val="off"/>
               </m:phantPr>
               <m:e>
                 <m:sSub>
@@ -3526,7 +3526,25 @@
     </w:p>
     <w:bookmarkEnd w:id="30"/>
     <w:bookmarkEnd w:id="31"/>
-    <w:bookmarkStart w:id="40" w:name="summarise-the-results."/>
+    <w:bookmarkStart w:id="32" w:name="X70c9cd397ed02d7f92f7a5b5373fc192834be0c"/>
+    <w:p>
+      <w:pPr>
+        <w:pStyle w:val="Heading1"/>
+      </w:pPr>
+      <w:r>
+        <w:t xml:space="preserve">5. Diagnose the model and check assumptions.</w:t>
+      </w:r>
+    </w:p>
+    <w:p>
+      <w:pPr>
+        <w:pStyle w:val="FirstParagraph"/>
+      </w:pPr>
+      <w:r>
+        <w:t xml:space="preserve">We’ll cover this on Friday.</w:t>
+      </w:r>
+    </w:p>
+    <w:bookmarkEnd w:id="32"/>
+    <w:bookmarkStart w:id="41" w:name="summarise-the-results."/>
     <w:p>
       <w:pPr>
         <w:pStyle w:val="Heading1"/>
@@ -3655,7 +3673,7 @@
         <w:t xml:space="preserve">We’ll start with Option 1.</w:t>
       </w:r>
     </w:p>
-    <w:bookmarkStart w:id="35" w:name="X904265fd1c38f657b0a0512398af9fee0fe9262"/>
+    <w:bookmarkStart w:id="36" w:name="X904265fd1c38f657b0a0512398af9fee0fe9262"/>
     <w:p>
       <w:pPr>
         <w:pStyle w:val="Heading2"/>
@@ -3766,17 +3784,6 @@
           <w:rStyle w:val="NormalTok"/>
         </w:rPr>
         <w:t xml:space="preserve">(ggeffects)</w:t>
-      </w:r>
-    </w:p>
-    <w:p>
-      <w:pPr>
-        <w:pStyle w:val="SourceCode"/>
-      </w:pPr>
-      <w:r>
-        <w:rPr>
-          <w:rStyle w:val="VerbatimChar"/>
-        </w:rPr>
-        <w:t xml:space="preserve">## Warning: package 'ggeffects' was built under R version 4.3.3</w:t>
       </w:r>
     </w:p>
     <w:p>
@@ -3886,18 +3893,18 @@
           <wp:inline>
             <wp:extent cx="4620126" cy="3696101"/>
             <wp:effectExtent b="0" l="0" r="0" t="0"/>
-            <wp:docPr descr="" title="" id="33" name="Picture"/>
+            <wp:docPr descr="" title="" id="34" name="Picture"/>
             <a:graphic>
               <a:graphicData uri="http://schemas.openxmlformats.org/drawingml/2006/picture">
                 <pic:pic>
                   <pic:nvPicPr>
-                    <pic:cNvPr descr="W3_files/figure-docx/unnamed-chunk-18-1.png" id="34" name="Picture"/>
+                    <pic:cNvPr descr="W3_files/figure-docx/unnamed-chunk-18-1.png" id="35" name="Picture"/>
                     <pic:cNvPicPr>
                       <a:picLocks noChangeArrowheads="1" noChangeAspect="1"/>
                     </pic:cNvPicPr>
                   </pic:nvPicPr>
                   <pic:blipFill>
-                    <a:blip r:embed="rId32"/>
+                    <a:blip r:embed="rId33"/>
                     <a:stretch>
                       <a:fillRect/>
                     </a:stretch>
@@ -3932,8 +3939,8 @@
         <w:t xml:space="preserve">And there we have it - with 95% confidence thrown in as a bonus! (We’ll cover 95% CI and what they mean next week). As easy as that. Buuuuut…. there are stylistic choices that I, personally and subjectively, don’t like. I wanna decide what’s going on, not some automated software!</w:t>
       </w:r>
     </w:p>
-    <w:bookmarkEnd w:id="35"/>
-    <w:bookmarkStart w:id="39" w:name="X7edb65d87e4270dc90baec660bef0aa39b5f258"/>
+    <w:bookmarkEnd w:id="36"/>
+    <w:bookmarkStart w:id="40" w:name="X7edb65d87e4270dc90baec660bef0aa39b5f258"/>
     <w:p>
       <w:pPr>
         <w:pStyle w:val="Heading2"/>
@@ -4640,18 +4647,18 @@
           <wp:inline>
             <wp:extent cx="4620126" cy="3696101"/>
             <wp:effectExtent b="0" l="0" r="0" t="0"/>
-            <wp:docPr descr="" title="" id="37" name="Picture"/>
+            <wp:docPr descr="" title="" id="38" name="Picture"/>
             <a:graphic>
               <a:graphicData uri="http://schemas.openxmlformats.org/drawingml/2006/picture">
                 <pic:pic>
                   <pic:nvPicPr>
-                    <pic:cNvPr descr="W3_files/figure-docx/unnamed-chunk-21-1.png" id="38" name="Picture"/>
+                    <pic:cNvPr descr="W3_files/figure-docx/unnamed-chunk-21-1.png" id="39" name="Picture"/>
                     <pic:cNvPicPr>
                       <a:picLocks noChangeArrowheads="1" noChangeAspect="1"/>
                     </pic:cNvPicPr>
                   </pic:nvPicPr>
                   <pic:blipFill>
-                    <a:blip r:embed="rId36"/>
+                    <a:blip r:embed="rId37"/>
                     <a:stretch>
                       <a:fillRect/>
                     </a:stretch>
@@ -5700,9 +5707,9 @@
         <w:t xml:space="preserve">script had something like 1,000 lines of code. It wasn’t because I was doing anything particularly complicated (my analysis was more or less equivalent to the model you just ran) but because I didn’t really know what I was doing, so I threw everything I could find at it. Often less is more in coding.</w:t>
       </w:r>
     </w:p>
-    <w:bookmarkEnd w:id="39"/>
     <w:bookmarkEnd w:id="40"/>
-    <w:bookmarkStart w:id="41" w:name="a-new-challenger"/>
+    <w:bookmarkEnd w:id="41"/>
+    <w:bookmarkStart w:id="42" w:name="a-new-challenger"/>
     <w:p>
       <w:pPr>
         <w:pStyle w:val="Heading1"/>
@@ -5818,8 +5825,8 @@
         <w:t xml:space="preserve">If you don’t manage to finish, don’t worry, we’ll return to these models on Friday.</w:t>
       </w:r>
     </w:p>
-    <w:bookmarkEnd w:id="41"/>
-    <w:bookmarkStart w:id="42" w:name="assumption-table"/>
+    <w:bookmarkEnd w:id="42"/>
+    <w:bookmarkStart w:id="43" w:name="assumption-table"/>
     <w:p>
       <w:pPr>
         <w:pStyle w:val="Heading1"/>
@@ -5834,6 +5841,7 @@
         <w:tblW w:type="pct" w:w="5000"/>
         <w:tblLook w:firstRow="1" w:lastRow="0" w:firstColumn="0" w:lastColumn="0" w:noHBand="0" w:noVBand="0" w:val="0020"/>
         <w:jc w:val="start"/>
+        <w:tblLayout w:type="fixed"/>
       </w:tblPr>
       <w:tblGrid>
         <w:gridCol w:w="856"/>
@@ -6242,7 +6250,7 @@
         </w:tc>
       </w:tr>
     </w:tbl>
-    <w:bookmarkEnd w:id="42"/>
+    <w:bookmarkEnd w:id="43"/>
     <w:sectPr>
       <w:pgSz w:h="15840" w:w="12240"/>
       <w:pgMar w:bottom="1440" w:footer="720" w:gutter="0" w:header="720" w:left="1440" w:right="1440" w:top="1440"/>

--- a/Workshops/Workshop 3 - LM with continuous predictor/W3.docx
+++ b/Workshops/Workshop 3 - LM with continuous predictor/W3.docx
@@ -95,7 +95,7 @@
         <w:t xml:space="preserve"> </w:t>
       </w:r>
       <w:r>
-        <w:t xml:space="preserve">2024-09-02</w:t>
+        <w:t xml:space="preserve">2024-09-17</w:t>
       </w:r>
     </w:p>
     <w:sdt>
@@ -1401,7 +1401,22 @@
         <w:pStyle w:val="FirstParagraph"/>
       </w:pPr>
       <w:r>
-        <w:t xml:space="preserve">Since you’ve already worked with this dataset in a previous workshop, we can skip the exploratory data analysis (EDA) step in today’s workflow. However, if you’d like a refresher, you can either continue using the script from Workshop 2 or copy and paste the relevant EDA code into your new script for today.</w:t>
+        <w:t xml:space="preserve">Since you’ve already worked with this dataset in a previous workshop (this is the same data you used to learn</w:t>
+      </w:r>
+      <w:r>
+        <w:t xml:space="preserve"> </w:t>
+      </w:r>
+      <w:r>
+        <w:rPr>
+          <w:rStyle w:val="VerbatimChar"/>
+        </w:rPr>
+        <w:t xml:space="preserve">ggplot2</w:t>
+      </w:r>
+      <w:r>
+        <w:t xml:space="preserve"> </w:t>
+      </w:r>
+      <w:r>
+        <w:t xml:space="preserve">and data visualisation, which is a key part of getting to know your data set), we can skip the exploratory data analysis (EDA) step in today’s workflow. However, if you’d like a refresher, you can either continue using the script from Workshop 2 or copy and paste the relevant EDA code into your new script for today.</w:t>
       </w:r>
     </w:p>
     <w:bookmarkEnd w:id="25"/>
@@ -1479,7 +1494,7 @@
     </w:p>
     <w:bookmarkEnd w:id="26"/>
     <w:bookmarkEnd w:id="27"/>
-    <w:bookmarkStart w:id="31" w:name="fit-an-appropriate-model."/>
+    <w:bookmarkStart w:id="34" w:name="fit-an-appropriate-model."/>
     <w:p>
       <w:pPr>
         <w:pStyle w:val="Heading1"/>
@@ -1966,6 +1981,14 @@
     </w:p>
     <w:p>
       <w:pPr>
+        <w:pStyle w:val="BlockText"/>
+      </w:pPr>
+      <w:r>
+        <w:t xml:space="preserve">If you need a refresher, feel free to go back to the lecture slides or recording.</w:t>
+      </w:r>
+    </w:p>
+    <w:p>
+      <w:pPr>
         <w:pStyle w:val="FirstParagraph"/>
       </w:pPr>
       <w:r>
@@ -2447,7 +2470,7 @@
       </w:r>
     </w:p>
     <w:bookmarkEnd w:id="28"/>
-    <w:bookmarkStart w:id="29" w:name="parameter-meanings"/>
+    <w:bookmarkStart w:id="32" w:name="parameter-meanings"/>
     <w:p>
       <w:pPr>
         <w:pStyle w:val="Heading2"/>
@@ -3043,7 +3066,7 @@
         <w:pStyle w:val="BodyText"/>
       </w:pPr>
       <w:r>
-        <w:t xml:space="preserve">So if we were to draw, we’d start at</w:t>
+        <w:t xml:space="preserve">So if we were to draw a line, we’d start at</w:t>
       </w:r>
       <w:r>
         <w:t xml:space="preserve"> </w:t>
@@ -3171,6 +3194,53 @@
         <w:pStyle w:val="BodyText"/>
       </w:pPr>
       <w:r>
+        <w:drawing>
+          <wp:inline>
+            <wp:extent cx="4620126" cy="3696101"/>
+            <wp:effectExtent b="0" l="0" r="0" t="0"/>
+            <wp:docPr descr="" title="" id="30" name="Picture"/>
+            <a:graphic>
+              <a:graphicData uri="http://schemas.openxmlformats.org/drawingml/2006/picture">
+                <pic:pic>
+                  <pic:nvPicPr>
+                    <pic:cNvPr descr="W3_files/figure-docx/unnamed-chunk-11-1.png" id="31" name="Picture"/>
+                    <pic:cNvPicPr>
+                      <a:picLocks noChangeArrowheads="1" noChangeAspect="1"/>
+                    </pic:cNvPicPr>
+                  </pic:nvPicPr>
+                  <pic:blipFill>
+                    <a:blip r:embed="rId29"/>
+                    <a:stretch>
+                      <a:fillRect/>
+                    </a:stretch>
+                  </pic:blipFill>
+                  <pic:spPr bwMode="auto">
+                    <a:xfrm>
+                      <a:off x="0" y="0"/>
+                      <a:ext cx="4620126" cy="3696101"/>
+                    </a:xfrm>
+                    <a:prstGeom prst="rect">
+                      <a:avLst/>
+                    </a:prstGeom>
+                    <a:noFill/>
+                    <a:ln w="9525">
+                      <a:noFill/>
+                      <a:headEnd/>
+                      <a:tailEnd/>
+                    </a:ln>
+                  </pic:spPr>
+                </pic:pic>
+              </a:graphicData>
+            </a:graphic>
+          </wp:inline>
+        </w:drawing>
+      </w:r>
+    </w:p>
+    <w:p>
+      <w:pPr>
+        <w:pStyle w:val="BodyText"/>
+      </w:pPr>
+      <w:r>
         <w:t xml:space="preserve">And that’s it! All the actual statistics we need has been run and summarised in just two lines of code using</w:t>
       </w:r>
       <w:r>
@@ -3201,8 +3271,8 @@
         <w:t xml:space="preserve">. What now?</w:t>
       </w:r>
     </w:p>
-    <w:bookmarkEnd w:id="29"/>
-    <w:bookmarkStart w:id="30" w:name="question-set-three"/>
+    <w:bookmarkEnd w:id="32"/>
+    <w:bookmarkStart w:id="33" w:name="question-set-three"/>
     <w:p>
       <w:pPr>
         <w:pStyle w:val="Heading2"/>
@@ -3342,7 +3412,7 @@
           <m:e>
             <m:phant>
               <m:phantPr>
-                <m:show m:val="off"/>
+                <m:show m:val="0"/>
               </m:phantPr>
               <m:e>
                 <m:sSub>
@@ -3374,7 +3444,7 @@
           <m:e>
             <m:phant>
               <m:phantPr>
-                <m:show m:val="off"/>
+                <m:show m:val="0"/>
               </m:phantPr>
               <m:e>
                 <m:sSub>
@@ -3524,9 +3594,9 @@
         <w:t xml:space="preserve">What would you predict the difference in length be for a boto that had experienced two years of drought, and another than had experienced seven years of drought?</w:t>
       </w:r>
     </w:p>
-    <w:bookmarkEnd w:id="30"/>
-    <w:bookmarkEnd w:id="31"/>
-    <w:bookmarkStart w:id="32" w:name="X70c9cd397ed02d7f92f7a5b5373fc192834be0c"/>
+    <w:bookmarkEnd w:id="33"/>
+    <w:bookmarkEnd w:id="34"/>
+    <w:bookmarkStart w:id="35" w:name="X70c9cd397ed02d7f92f7a5b5373fc192834be0c"/>
     <w:p>
       <w:pPr>
         <w:pStyle w:val="Heading1"/>
@@ -3543,8 +3613,8 @@
         <w:t xml:space="preserve">We’ll cover this on Friday.</w:t>
       </w:r>
     </w:p>
-    <w:bookmarkEnd w:id="32"/>
-    <w:bookmarkStart w:id="41" w:name="summarise-the-results."/>
+    <w:bookmarkEnd w:id="35"/>
+    <w:bookmarkStart w:id="44" w:name="summarise-the-results."/>
     <w:p>
       <w:pPr>
         <w:pStyle w:val="Heading1"/>
@@ -3673,7 +3743,7 @@
         <w:t xml:space="preserve">We’ll start with Option 1.</w:t>
       </w:r>
     </w:p>
-    <w:bookmarkStart w:id="36" w:name="X904265fd1c38f657b0a0512398af9fee0fe9262"/>
+    <w:bookmarkStart w:id="39" w:name="X904265fd1c38f657b0a0512398af9fee0fe9262"/>
     <w:p>
       <w:pPr>
         <w:pStyle w:val="Heading2"/>
@@ -3784,6 +3854,17 @@
           <w:rStyle w:val="NormalTok"/>
         </w:rPr>
         <w:t xml:space="preserve">(ggeffects)</w:t>
+      </w:r>
+    </w:p>
+    <w:p>
+      <w:pPr>
+        <w:pStyle w:val="SourceCode"/>
+      </w:pPr>
+      <w:r>
+        <w:rPr>
+          <w:rStyle w:val="VerbatimChar"/>
+        </w:rPr>
+        <w:t xml:space="preserve">## Warning: package 'ggeffects' was built under R version 4.3.3</w:t>
       </w:r>
     </w:p>
     <w:p>
@@ -3893,18 +3974,18 @@
           <wp:inline>
             <wp:extent cx="4620126" cy="3696101"/>
             <wp:effectExtent b="0" l="0" r="0" t="0"/>
-            <wp:docPr descr="" title="" id="34" name="Picture"/>
+            <wp:docPr descr="" title="" id="37" name="Picture"/>
             <a:graphic>
               <a:graphicData uri="http://schemas.openxmlformats.org/drawingml/2006/picture">
                 <pic:pic>
                   <pic:nvPicPr>
-                    <pic:cNvPr descr="W3_files/figure-docx/unnamed-chunk-18-1.png" id="35" name="Picture"/>
+                    <pic:cNvPr descr="W3_files/figure-docx/unnamed-chunk-19-1.png" id="38" name="Picture"/>
                     <pic:cNvPicPr>
                       <a:picLocks noChangeArrowheads="1" noChangeAspect="1"/>
                     </pic:cNvPicPr>
                   </pic:nvPicPr>
                   <pic:blipFill>
-                    <a:blip r:embed="rId33"/>
+                    <a:blip r:embed="rId36"/>
                     <a:stretch>
                       <a:fillRect/>
                     </a:stretch>
@@ -3939,8 +4020,8 @@
         <w:t xml:space="preserve">And there we have it - with 95% confidence thrown in as a bonus! (We’ll cover 95% CI and what they mean next week). As easy as that. Buuuuut…. there are stylistic choices that I, personally and subjectively, don’t like. I wanna decide what’s going on, not some automated software!</w:t>
       </w:r>
     </w:p>
-    <w:bookmarkEnd w:id="36"/>
-    <w:bookmarkStart w:id="40" w:name="X7edb65d87e4270dc90baec660bef0aa39b5f258"/>
+    <w:bookmarkEnd w:id="39"/>
+    <w:bookmarkStart w:id="43" w:name="X7edb65d87e4270dc90baec660bef0aa39b5f258"/>
     <w:p>
       <w:pPr>
         <w:pStyle w:val="Heading2"/>
@@ -4647,18 +4728,18 @@
           <wp:inline>
             <wp:extent cx="4620126" cy="3696101"/>
             <wp:effectExtent b="0" l="0" r="0" t="0"/>
-            <wp:docPr descr="" title="" id="38" name="Picture"/>
+            <wp:docPr descr="" title="" id="41" name="Picture"/>
             <a:graphic>
               <a:graphicData uri="http://schemas.openxmlformats.org/drawingml/2006/picture">
                 <pic:pic>
                   <pic:nvPicPr>
-                    <pic:cNvPr descr="W3_files/figure-docx/unnamed-chunk-21-1.png" id="39" name="Picture"/>
+                    <pic:cNvPr descr="W3_files/figure-docx/unnamed-chunk-22-1.png" id="42" name="Picture"/>
                     <pic:cNvPicPr>
                       <a:picLocks noChangeArrowheads="1" noChangeAspect="1"/>
                     </pic:cNvPicPr>
                   </pic:nvPicPr>
                   <pic:blipFill>
-                    <a:blip r:embed="rId37"/>
+                    <a:blip r:embed="rId40"/>
                     <a:stretch>
                       <a:fillRect/>
                     </a:stretch>
@@ -5707,9 +5788,9 @@
         <w:t xml:space="preserve">script had something like 1,000 lines of code. It wasn’t because I was doing anything particularly complicated (my analysis was more or less equivalent to the model you just ran) but because I didn’t really know what I was doing, so I threw everything I could find at it. Often less is more in coding.</w:t>
       </w:r>
     </w:p>
-    <w:bookmarkEnd w:id="40"/>
-    <w:bookmarkEnd w:id="41"/>
-    <w:bookmarkStart w:id="42" w:name="a-new-challenger"/>
+    <w:bookmarkEnd w:id="43"/>
+    <w:bookmarkEnd w:id="44"/>
+    <w:bookmarkStart w:id="45" w:name="a-new-challenger"/>
     <w:p>
       <w:pPr>
         <w:pStyle w:val="Heading1"/>
@@ -5825,8 +5906,8 @@
         <w:t xml:space="preserve">If you don’t manage to finish, don’t worry, we’ll return to these models on Friday.</w:t>
       </w:r>
     </w:p>
-    <w:bookmarkEnd w:id="42"/>
-    <w:bookmarkStart w:id="43" w:name="assumption-table"/>
+    <w:bookmarkEnd w:id="45"/>
+    <w:bookmarkStart w:id="46" w:name="assumption-table"/>
     <w:p>
       <w:pPr>
         <w:pStyle w:val="Heading1"/>
@@ -5841,7 +5922,6 @@
         <w:tblW w:type="pct" w:w="5000"/>
         <w:tblLook w:firstRow="1" w:lastRow="0" w:firstColumn="0" w:lastColumn="0" w:noHBand="0" w:noVBand="0" w:val="0020"/>
         <w:jc w:val="start"/>
-        <w:tblLayout w:type="fixed"/>
       </w:tblPr>
       <w:tblGrid>
         <w:gridCol w:w="856"/>
@@ -6250,7 +6330,7 @@
         </w:tc>
       </w:tr>
     </w:tbl>
-    <w:bookmarkEnd w:id="43"/>
+    <w:bookmarkEnd w:id="46"/>
     <w:sectPr>
       <w:pgSz w:h="15840" w:w="12240"/>
       <w:pgMar w:bottom="1440" w:footer="720" w:gutter="0" w:header="720" w:left="1440" w:right="1440" w:top="1440"/>
